--- a/artifacts/LGL-17/build/ip-renewal-calendar.docx
+++ b/artifacts/LGL-17/build/ip-renewal-calendar.docx
@@ -7,15 +7,6 @@
       <w:pPr>
         <w:pStyle w:val="Heading1"/>
       </w:pPr>
-      <w:r>
-        <w:rPr>
-          <w:rStyle w:val="SectionNumber"/>
-        </w:rPr>
-        <w:t xml:space="preserve">1</w:t>
-      </w:r>
-      <w:r>
-        <w:tab/>
-      </w:r>
       <w:r>
         <w:t xml:space="preserve">IP Renewal Docket: Rules, Statutory Bases, and Exception Report</w:t>
       </w:r>
@@ -279,15 +270,6 @@
         <w:pStyle w:val="Heading2"/>
       </w:pPr>
       <w:r>
-        <w:rPr>
-          <w:rStyle w:val="SectionNumber"/>
-        </w:rPr>
-        <w:t xml:space="preserve">1.1</w:t>
-      </w:r>
-      <w:r>
-        <w:tab/>
-      </w:r>
-      <w:r>
         <w:t xml:space="preserve">1. How the Docket Works</w:t>
       </w:r>
     </w:p>
@@ -396,15 +378,6 @@
         <w:pStyle w:val="Heading2"/>
       </w:pPr>
       <w:r>
-        <w:rPr>
-          <w:rStyle w:val="SectionNumber"/>
-        </w:rPr>
-        <w:t xml:space="preserve">1.2</w:t>
-      </w:r>
-      <w:r>
-        <w:tab/>
-      </w:r>
-      <w:r>
         <w:t xml:space="preserve">2. Statutory Bases</w:t>
       </w:r>
     </w:p>
@@ -413,15 +386,6 @@
       <w:pPr>
         <w:pStyle w:val="Heading3"/>
       </w:pPr>
-      <w:r>
-        <w:rPr>
-          <w:rStyle w:val="SectionNumber"/>
-        </w:rPr>
-        <w:t xml:space="preserve">1.2.1</w:t>
-      </w:r>
-      <w:r>
-        <w:tab/>
-      </w:r>
       <w:r>
         <w:t xml:space="preserve">2.1 US patent maintenance fees</w:t>
       </w:r>
@@ -448,15 +412,6 @@
       <w:pPr>
         <w:pStyle w:val="Heading3"/>
       </w:pPr>
-      <w:r>
-        <w:rPr>
-          <w:rStyle w:val="SectionNumber"/>
-        </w:rPr>
-        <w:t xml:space="preserve">1.2.2</w:t>
-      </w:r>
-      <w:r>
-        <w:tab/>
-      </w:r>
       <w:r>
         <w:t xml:space="preserve">2.2 US trademark maintenance</w:t>
       </w:r>
@@ -556,15 +511,6 @@
         <w:pStyle w:val="Heading3"/>
       </w:pPr>
       <w:r>
-        <w:rPr>
-          <w:rStyle w:val="SectionNumber"/>
-        </w:rPr>
-        <w:t xml:space="preserve">1.2.3</w:t>
-      </w:r>
-      <w:r>
-        <w:tab/>
-      </w:r>
-      <w:r>
         <w:t xml:space="preserve">2.3 Weekend and holiday rollover at the USPTO</w:t>
       </w:r>
     </w:p>
@@ -601,15 +547,6 @@
         <w:pStyle w:val="Heading3"/>
       </w:pPr>
       <w:r>
-        <w:rPr>
-          <w:rStyle w:val="SectionNumber"/>
-        </w:rPr>
-        <w:t xml:space="preserve">1.2.4</w:t>
-      </w:r>
-      <w:r>
-        <w:tab/>
-      </w:r>
-      <w:r>
         <w:t xml:space="preserve">2.4 Copyright</w:t>
       </w:r>
     </w:p>
@@ -676,15 +613,6 @@
         <w:pStyle w:val="Heading3"/>
       </w:pPr>
       <w:r>
-        <w:rPr>
-          <w:rStyle w:val="SectionNumber"/>
-        </w:rPr>
-        <w:t xml:space="preserve">1.2.5</w:t>
-      </w:r>
-      <w:r>
-        <w:tab/>
-      </w:r>
-      <w:r>
         <w:t xml:space="preserve">2.5 International</w:t>
       </w:r>
     </w:p>
@@ -761,15 +689,6 @@
       <w:pPr>
         <w:pStyle w:val="Heading2"/>
       </w:pPr>
-      <w:r>
-        <w:rPr>
-          <w:rStyle w:val="SectionNumber"/>
-        </w:rPr>
-        <w:t xml:space="preserve">1.3</w:t>
-      </w:r>
-      <w:r>
-        <w:tab/>
-      </w:r>
       <w:r>
         <w:t xml:space="preserve">3. Fee Schedule Used</w:t>
       </w:r>
@@ -1206,15 +1125,6 @@
         <w:pStyle w:val="Heading2"/>
       </w:pPr>
       <w:r>
-        <w:rPr>
-          <w:rStyle w:val="SectionNumber"/>
-        </w:rPr>
-        <w:t xml:space="preserve">1.4</w:t>
-      </w:r>
-      <w:r>
-        <w:tab/>
-      </w:r>
-      <w:r>
         <w:t xml:space="preserve">4. Internal Lead Times</w:t>
       </w:r>
     </w:p>
@@ -1521,15 +1431,6 @@
         <w:pStyle w:val="Heading2"/>
       </w:pPr>
       <w:r>
-        <w:rPr>
-          <w:rStyle w:val="SectionNumber"/>
-        </w:rPr>
-        <w:t xml:space="preserve">1.5</w:t>
-      </w:r>
-      <w:r>
-        <w:tab/>
-      </w:r>
-      <w:r>
         <w:t xml:space="preserve">5. Exception Report as of July 1, 2026</w:t>
       </w:r>
     </w:p>
@@ -1546,15 +1447,6 @@
       <w:pPr>
         <w:pStyle w:val="Heading3"/>
       </w:pPr>
-      <w:r>
-        <w:rPr>
-          <w:rStyle w:val="SectionNumber"/>
-        </w:rPr>
-        <w:t xml:space="preserve">1.5.1</w:t>
-      </w:r>
-      <w:r>
-        <w:tab/>
-      </w:r>
       <w:r>
         <w:t xml:space="preserve">EXC-1 (Critical): ADI-P-0052-US is in the grace period</w:t>
       </w:r>
@@ -1636,15 +1528,6 @@
         <w:pStyle w:val="Heading3"/>
       </w:pPr>
       <w:r>
-        <w:rPr>
-          <w:rStyle w:val="SectionNumber"/>
-        </w:rPr>
-        <w:t xml:space="preserve">1.5.2</w:t>
-      </w:r>
-      <w:r>
-        <w:tab/>
-      </w:r>
-      <w:r>
         <w:t xml:space="preserve">EXC-2 (Watch): ADI-C-0031 three-month registration window closes August 18, 2026</w:t>
       </w:r>
     </w:p>
@@ -1662,15 +1545,6 @@
       <w:pPr>
         <w:pStyle w:val="Heading3"/>
       </w:pPr>
-      <w:r>
-        <w:rPr>
-          <w:rStyle w:val="SectionNumber"/>
-        </w:rPr>
-        <w:t xml:space="preserve">1.5.3</w:t>
-      </w:r>
-      <w:r>
-        <w:tab/>
-      </w:r>
       <w:r>
         <w:t xml:space="preserve">EXC-3 (Watch): ADI-C-0028 chain of title incomplete</w:t>
       </w:r>
@@ -1702,15 +1576,6 @@
       <w:pPr>
         <w:pStyle w:val="Heading2"/>
       </w:pPr>
-      <w:r>
-        <w:rPr>
-          <w:rStyle w:val="SectionNumber"/>
-        </w:rPr>
-        <w:t xml:space="preserve">1.6</w:t>
-      </w:r>
-      <w:r>
-        <w:tab/>
-      </w:r>
       <w:r>
         <w:t xml:space="preserve">6. Docket Summary</w:t>
       </w:r>
@@ -2215,15 +2080,6 @@
       <w:pPr>
         <w:pStyle w:val="Heading2"/>
       </w:pPr>
-      <w:r>
-        <w:rPr>
-          <w:rStyle w:val="SectionNumber"/>
-        </w:rPr>
-        <w:t xml:space="preserve">1.7</w:t>
-      </w:r>
-      <w:r>
-        <w:tab/>
-      </w:r>
       <w:r>
         <w:t xml:space="preserve">7. Change Log</w:t>
       </w:r>
